--- a/pandoc/reference-report.docx
+++ b/pandoc/reference-report.docx
@@ -518,7 +518,7 @@
         <w:numRestart w:val="eachSect"/>
       </w:footnotePr>
       <w:pgSz w:h="15840" w:w="12240"/>
-      <w:pgMar w:bottom="1440" w:header="576" w:left="1440" w:right="1440" w:top="4104"/>
+      <w:pgMar w:bottom="1440" w:header="432" w:left="1440" w:right="1440" w:top="3024"/>
       <w:titlePg/>
     </w:sectPr>
   </w:body>
@@ -587,13 +587,14 @@
     <w:pPr>
       <w:pStyle w:val="Header"/>
       <w:shd w:val="clear" w:fill="3D1A5B"/>
-      <w:spacing w:before="800" w:after="480"/>
-      <w:jc w:val="center"/>
+      <w:spacing w:before="480" w:after="200"/>
+      <w:ind w:left="-720" w:right="-720"/>
+      <w:jc w:val="left"/>
     </w:pPr>
     <w:r>
       <w:drawing>
         <wp:inline xmlns:a="http://schemas.openxmlformats.org/drawingml/2006/main" xmlns:pic="http://schemas.openxmlformats.org/drawingml/2006/picture">
-          <wp:extent cx="1404000" cy="1152000"/>
+          <wp:extent cx="1144688" cy="360000"/>
           <wp:docPr id="1" name="Picture 1"/>
           <wp:cNvGraphicFramePr>
             <a:graphicFrameLocks noChangeAspect="1"/>
@@ -602,7 +603,7 @@
             <a:graphicData uri="http://schemas.openxmlformats.org/drawingml/2006/picture">
               <pic:pic>
                 <pic:nvPicPr>
-                  <pic:cNvPr id="0" name="lockup-stacked-white-512.png"/>
+                  <pic:cNvPr id="0" name="lockup-horizontal-white-512.png"/>
                   <pic:cNvPicPr/>
                 </pic:nvPicPr>
                 <pic:blipFill>
@@ -614,7 +615,49 @@
                 <pic:spPr>
                   <a:xfrm>
                     <a:off x="0" y="0"/>
-                    <a:ext cx="1404000" cy="1152000"/>
+                    <a:ext cx="1144688" cy="360000"/>
+                  </a:xfrm>
+                  <a:prstGeom prst="rect"/>
+                </pic:spPr>
+              </pic:pic>
+            </a:graphicData>
+          </a:graphic>
+        </wp:inline>
+      </w:drawing>
+    </w:r>
+  </w:p>
+  <w:p>
+    <w:pPr>
+      <w:shd w:val="clear" w:fill="3D1A5B"/>
+      <w:spacing w:before="0" w:after="320"/>
+      <w:ind w:left="-720" w:right="-720"/>
+      <w:jc w:val="center"/>
+    </w:pPr>
+    <w:r>
+      <w:drawing>
+        <wp:inline xmlns:a="http://schemas.openxmlformats.org/drawingml/2006/main" xmlns:pic="http://schemas.openxmlformats.org/drawingml/2006/picture">
+          <wp:extent cx="2532185" cy="822960"/>
+          <wp:docPr id="2" name="Picture 2"/>
+          <wp:cNvGraphicFramePr>
+            <a:graphicFrameLocks noChangeAspect="1"/>
+          </wp:cNvGraphicFramePr>
+          <a:graphic>
+            <a:graphicData uri="http://schemas.openxmlformats.org/drawingml/2006/picture">
+              <pic:pic>
+                <pic:nvPicPr>
+                  <pic:cNvPr id="0" name="report-cover-art.png"/>
+                  <pic:cNvPicPr/>
+                </pic:nvPicPr>
+                <pic:blipFill>
+                  <a:blip r:embed="rId2"/>
+                  <a:stretch>
+                    <a:fillRect/>
+                  </a:stretch>
+                </pic:blipFill>
+                <pic:spPr>
+                  <a:xfrm>
+                    <a:off x="0" y="0"/>
+                    <a:ext cx="2532185" cy="822960"/>
                   </a:xfrm>
                   <a:prstGeom prst="rect"/>
                 </pic:spPr>
@@ -921,17 +964,17 @@
     <w:qFormat/>
     <w:rsid w:val="00A10FD9"/>
     <w:pPr>
-      <w:spacing w:after="400" w:before="0" w:line="276" w:lineRule="auto"/>
+      <w:spacing w:after="400" w:before="320" w:line="276" w:lineRule="auto"/>
       <w:contextualSpacing/>
-      <w:jc w:val="center"/>
+      <w:jc w:val="left"/>
       <w:shd w:fill="3D1A5B" w:val="clear"/>
-      <w:ind w:left="360" w:right="360"/>
+      <w:ind w:left="-720" w:right="-720"/>
     </w:pPr>
     <w:rPr>
       <w:rFonts w:ascii="Calibri" w:cs="Calibri" w:eastAsia="Calibri" w:hAnsi="Calibri"/>
       <w:b/>
       <w:color w:val="FFFFFF"/>
-      <w:sz w:val="68"/>
+      <w:sz w:val="72"/>
       <w:szCs w:val="56"/>
     </w:rPr>
   </w:style>
@@ -989,7 +1032,9 @@
     <w:pPr>
       <w:keepNext/>
       <w:keepLines/>
-      <w:spacing w:after="80" w:before="0"/>
+      <w:spacing w:after="80" w:before="5600"/>
+      <w:ind w:left="-720" w:right="-720"/>
+      <w:jc w:val="left"/>
     </w:pPr>
     <w:rPr>
       <w:rFonts w:ascii="Calibri" w:cs="Calibri" w:eastAsia="Calibri" w:hAnsi="Calibri"/>
@@ -1008,6 +1053,8 @@
       <w:keepNext/>
       <w:keepLines/>
       <w:spacing w:after="960" w:before="0"/>
+      <w:ind w:left="-720" w:right="-720"/>
+      <w:jc w:val="left"/>
     </w:pPr>
     <w:rPr>
       <w:rFonts w:ascii="Calibri" w:cs="Calibri" w:eastAsia="Calibri" w:hAnsi="Calibri"/>

--- a/pandoc/reference-report.docx
+++ b/pandoc/reference-report.docx
@@ -518,7 +518,7 @@
         <w:numRestart w:val="eachSect"/>
       </w:footnotePr>
       <w:pgSz w:h="15840" w:w="12240"/>
-      <w:pgMar w:bottom="1440" w:header="432" w:left="1440" w:right="1440" w:top="3024"/>
+      <w:pgMar w:bottom="1440" w:header="288" w:left="1440" w:right="1440" w:top="4320"/>
       <w:titlePg/>
     </w:sectPr>
   </w:body>
@@ -587,14 +587,14 @@
     <w:pPr>
       <w:pStyle w:val="Header"/>
       <w:shd w:val="clear" w:fill="3D1A5B"/>
-      <w:spacing w:before="480" w:after="200"/>
+      <w:spacing w:before="160" w:after="200"/>
       <w:ind w:left="-720" w:right="-720"/>
-      <w:jc w:val="left"/>
+      <w:jc w:val="center"/>
     </w:pPr>
     <w:r>
       <w:drawing>
         <wp:inline xmlns:a="http://schemas.openxmlformats.org/drawingml/2006/main" xmlns:pic="http://schemas.openxmlformats.org/drawingml/2006/picture">
-          <wp:extent cx="1144688" cy="360000"/>
+          <wp:extent cx="6858000" cy="2468880"/>
           <wp:docPr id="1" name="Picture 1"/>
           <wp:cNvGraphicFramePr>
             <a:graphicFrameLocks noChangeAspect="1"/>
@@ -603,7 +603,7 @@
             <a:graphicData uri="http://schemas.openxmlformats.org/drawingml/2006/picture">
               <pic:pic>
                 <pic:nvPicPr>
-                  <pic:cNvPr id="0" name="lockup-horizontal-white-512.png"/>
+                  <pic:cNvPr id="0" name="report-cover-art.png"/>
                   <pic:cNvPicPr/>
                 </pic:nvPicPr>
                 <pic:blipFill>
@@ -615,49 +615,7 @@
                 <pic:spPr>
                   <a:xfrm>
                     <a:off x="0" y="0"/>
-                    <a:ext cx="1144688" cy="360000"/>
-                  </a:xfrm>
-                  <a:prstGeom prst="rect"/>
-                </pic:spPr>
-              </pic:pic>
-            </a:graphicData>
-          </a:graphic>
-        </wp:inline>
-      </w:drawing>
-    </w:r>
-  </w:p>
-  <w:p>
-    <w:pPr>
-      <w:shd w:val="clear" w:fill="3D1A5B"/>
-      <w:spacing w:before="0" w:after="320"/>
-      <w:ind w:left="-720" w:right="-720"/>
-      <w:jc w:val="center"/>
-    </w:pPr>
-    <w:r>
-      <w:drawing>
-        <wp:inline xmlns:a="http://schemas.openxmlformats.org/drawingml/2006/main" xmlns:pic="http://schemas.openxmlformats.org/drawingml/2006/picture">
-          <wp:extent cx="2532185" cy="822960"/>
-          <wp:docPr id="2" name="Picture 2"/>
-          <wp:cNvGraphicFramePr>
-            <a:graphicFrameLocks noChangeAspect="1"/>
-          </wp:cNvGraphicFramePr>
-          <a:graphic>
-            <a:graphicData uri="http://schemas.openxmlformats.org/drawingml/2006/picture">
-              <pic:pic>
-                <pic:nvPicPr>
-                  <pic:cNvPr id="0" name="report-cover-art.png"/>
-                  <pic:cNvPicPr/>
-                </pic:nvPicPr>
-                <pic:blipFill>
-                  <a:blip r:embed="rId2"/>
-                  <a:stretch>
-                    <a:fillRect/>
-                  </a:stretch>
-                </pic:blipFill>
-                <pic:spPr>
-                  <a:xfrm>
-                    <a:off x="0" y="0"/>
-                    <a:ext cx="2532185" cy="822960"/>
+                    <a:ext cx="6858000" cy="2468880"/>
                   </a:xfrm>
                   <a:prstGeom prst="rect"/>
                 </pic:spPr>
